--- a/docs/GeoClaw-claude_User_Guide_v3.1.0.docx
+++ b/docs/GeoClaw-claude_User_Guide_v3.1.0.docx
@@ -403,7 +403,7 @@
                 <w:sz w:val="17"/>
                 <w:szCs w:val="17"/>
               </w:rPr>
-              <w:t xml:space="preserve">pip install geoclaw-claude  →  geoclaw-claude init  →  geoclaw-claude ask '开始分析'</w:t>
+              <w:t xml:space="preserve">git clone https://github.com/whuyao/GeoClaw_Claude.git  →  bash install.sh  →  geoclaw-claude ask '开始分析'</w:t>
             </w:r>
           </w:p>
         </w:tc>
@@ -541,23 +541,39 @@
           <w:sz w:val="18"/>
           <w:szCs w:val="18"/>
         </w:rPr>
-        <w:t xml:space="preserve"># 正式安装（推荐）</w:t>
-      </w:r>
-    </w:p>
-    <w:p>
-      <w:pPr>
-        <w:shd w:fill="EEF4F0" w:val="clear"/>
-        <w:spacing w:before="0" w:after="14"/>
-        <w:ind w:left="260" w:right="200"/>
-      </w:pPr>
-      <w:r>
-        <w:rPr>
-          <w:rFonts w:ascii="Courier New" w:cs="Courier New" w:eastAsia="Courier New" w:hAnsi="Courier New"/>
-          <w:color w:val="1A4A2A"/>
-          <w:sz w:val="18"/>
-          <w:szCs w:val="18"/>
-        </w:rPr>
-        <w:t xml:space="preserve">pip install geoclaw-claude</w:t>
+        <w:t xml:space="preserve"># 标准安装（推荐）</w:t>
+      </w:r>
+    </w:p>
+    <w:p>
+      <w:pPr>
+        <w:shd w:fill="EEF4F0" w:val="clear"/>
+        <w:spacing w:before="0" w:after="14"/>
+        <w:ind w:left="260" w:right="200"/>
+      </w:pPr>
+      <w:r>
+        <w:rPr>
+          <w:rFonts w:ascii="Courier New" w:cs="Courier New" w:eastAsia="Courier New" w:hAnsi="Courier New"/>
+          <w:color w:val="1A4A2A"/>
+          <w:sz w:val="18"/>
+          <w:szCs w:val="18"/>
+        </w:rPr>
+        <w:t xml:space="preserve">git clone https://github.com/whuyao/GeoClaw_Claude.git</w:t>
+      </w:r>
+    </w:p>
+    <w:p>
+      <w:pPr>
+        <w:shd w:fill="EEF4F0" w:val="clear"/>
+        <w:spacing w:before="0" w:after="14"/>
+        <w:ind w:left="260" w:right="200"/>
+      </w:pPr>
+      <w:r>
+        <w:rPr>
+          <w:rFonts w:ascii="Courier New" w:cs="Courier New" w:eastAsia="Courier New" w:hAnsi="Courier New"/>
+          <w:color w:val="1A4A2A"/>
+          <w:sz w:val="18"/>
+          <w:szCs w:val="18"/>
+        </w:rPr>
+        <w:t xml:space="preserve">bash install.sh</w:t>
       </w:r>
     </w:p>
     <w:p>

--- a/docs/GeoClaw-claude_User_Guide_v3.1.0.docx
+++ b/docs/GeoClaw-claude_User_Guide_v3.1.0.docx
@@ -403,7 +403,7 @@
                 <w:sz w:val="17"/>
                 <w:szCs w:val="17"/>
               </w:rPr>
-              <w:t xml:space="preserve">git clone https://github.com/whuyao/GeoClaw_Claude.git  →  bash install.sh  →  geoclaw-claude ask '开始分析'</w:t>
+              <w:t xml:space="preserve">git clone https://github.com/whuyao/GeoClaw_Claude.git  →  cd geoclaw_claude_release &amp;&amp; bash install.sh  →  geoclaw-claude ask '开始分析'</w:t>
             </w:r>
           </w:p>
         </w:tc>
@@ -573,7 +573,7 @@
           <w:sz w:val="18"/>
           <w:szCs w:val="18"/>
         </w:rPr>
-        <w:t xml:space="preserve">bash install.sh</w:t>
+        <w:t xml:space="preserve">cd GeoClaw_Claude/geoclaw_claude_release &amp;&amp; bash install.sh</w:t>
       </w:r>
     </w:p>
     <w:p>

--- a/docs/GeoClaw-claude_User_Guide_v3.1.0.docx
+++ b/docs/GeoClaw-claude_User_Guide_v3.1.0.docx
@@ -573,7 +573,7 @@
           <w:sz w:val="18"/>
           <w:szCs w:val="18"/>
         </w:rPr>
-        <w:t xml:space="preserve">cd GeoClaw_Claude/geoclaw_claude_release &amp;&amp; bash install.sh</w:t>
+        <w:t xml:space="preserve">cd GeoClaw_Claude &amp;&amp; bash install.sh</w:t>
       </w:r>
     </w:p>
     <w:p>
